--- a/doc/大作业文档/06-测试用例.docx
+++ b/doc/大作业文档/06-测试用例.docx
@@ -258,11 +258,19 @@
       </w:pPr>
       <w:r>
         <w:rPr>
+          <w:rFonts w:ascii="华文新魏" w:eastAsia="华文新魏"/>
+          <w:sz w:val="72"/>
+          <w:szCs w:val="72"/>
+        </w:rPr>
+        <w:t>大</w:t>
+      </w:r>
+      <w:r>
+        <w:rPr>
           <w:rFonts w:ascii="华文新魏" w:eastAsia="华文新魏" w:hint="eastAsia"/>
           <w:sz w:val="72"/>
           <w:szCs w:val="72"/>
         </w:rPr>
-        <w:t>期中作业</w:t>
+        <w:t>作业</w:t>
       </w:r>
     </w:p>
     <w:p/>
@@ -16774,7 +16782,6 @@
   <w:style w:type="character" w:default="1" w:styleId="a0">
     <w:name w:val="Default Paragraph Font"/>
     <w:uiPriority w:val="1"/>
-    <w:semiHidden/>
     <w:unhideWhenUsed/>
   </w:style>
   <w:style w:type="table" w:default="1" w:styleId="a1">
